--- a/T2_RFQ_foundry_external.docx
+++ b/T2_RFQ_foundry_external.docx
@@ -36,7 +36,7 @@
           <w:color w:val="555555"/>
           <w:sz w:val="19"/>
         </w:rPr>
-        <w:t xml:space="preserve"> v1.0 · 2026-09-16 ｜ </w:t>
+        <w:t xml:space="preserve"> v1.1 · 2026-09-16 ｜ </w:t>
       </w:r>
       <w:r>
         <w:rPr>
@@ -74,7 +74,26 @@
           <w:color w:val="555555"/>
           <w:sz w:val="19"/>
         </w:rPr>
-        <w:t xml:space="preserve"> 对外可发（可直接附于发函 / 邮件）  </w:t>
+        <w:t xml:space="preserve"> 对外可发（可直接附于发函 / 邮件）｜ </w:t>
+      </w:r>
+      <w:r>
+        <w:rPr>
+          <w:rFonts w:ascii="Calibri" w:hAnsi="Calibri" w:eastAsia="宋体"/>
+          <w:b/>
+          <w:i/>
+          <w:color w:val="555555"/>
+          <w:sz w:val="19"/>
+        </w:rPr>
+        <w:t>发起方</w:t>
+      </w:r>
+      <w:r>
+        <w:rPr>
+          <w:rFonts w:ascii="Calibri" w:hAnsi="Calibri" w:eastAsia="宋体"/>
+          <w:i/>
+          <w:color w:val="555555"/>
+          <w:sz w:val="19"/>
+        </w:rPr>
+        <w:t xml:space="preserve"> 上海杜特企业管理咨询有限公司  </w:t>
       </w:r>
       <w:r>
         <w:rPr>
@@ -4032,7 +4051,7 @@
                 <w:rFonts w:ascii="Calibri" w:hAnsi="Calibri" w:eastAsia="宋体"/>
                 <w:sz w:val="18"/>
               </w:rPr>
-              <w:t>【待填】</w:t>
+              <w:t>杜玉河（总经理）</w:t>
             </w:r>
           </w:p>
         </w:tc>
@@ -4074,7 +4093,7 @@
                 <w:rFonts w:ascii="Calibri" w:hAnsi="Calibri" w:eastAsia="宋体"/>
                 <w:sz w:val="18"/>
               </w:rPr>
-              <w:t>【待填】</w:t>
+              <w:t>上海杜特企业管理咨询有限公司</w:t>
             </w:r>
           </w:p>
         </w:tc>
@@ -4096,7 +4115,7 @@
                 <w:rFonts w:ascii="Calibri" w:hAnsi="Calibri" w:eastAsia="宋体"/>
                 <w:sz w:val="18"/>
               </w:rPr>
-              <w:t>邮箱 / 电话</w:t>
+              <w:t>邮箱</w:t>
             </w:r>
           </w:p>
         </w:tc>
@@ -4116,7 +4135,7 @@
                 <w:rFonts w:ascii="Calibri" w:hAnsi="Calibri" w:eastAsia="宋体"/>
                 <w:sz w:val="18"/>
               </w:rPr>
-              <w:t>【待填】</w:t>
+              <w:t>2357816578@qq.com</w:t>
             </w:r>
           </w:p>
         </w:tc>
@@ -4158,7 +4177,7 @@
                 <w:rFonts w:ascii="Calibri" w:hAnsi="Calibri" w:eastAsia="宋体"/>
                 <w:sz w:val="18"/>
               </w:rPr>
-              <w:t>【待填】</w:t>
+              <w:t>https://github.com/iduyuhe/LDA</w:t>
             </w:r>
           </w:p>
         </w:tc>
@@ -4198,9 +4217,17 @@
             <w:r>
               <w:rPr>
                 <w:rFonts w:ascii="Calibri" w:hAnsi="Calibri" w:eastAsia="宋体"/>
-                <w:sz w:val="18"/>
-              </w:rPr>
-              <w:t>【待填】</w:t>
+                <w:b/>
+                <w:sz w:val="18"/>
+              </w:rPr>
+              <w:t>一周内</w:t>
+            </w:r>
+            <w:r>
+              <w:rPr>
+                <w:rFonts w:ascii="Calibri" w:hAnsi="Calibri" w:eastAsia="宋体"/>
+                <w:sz w:val="18"/>
+              </w:rPr>
+              <w:t>（收到本清单后 7 天内回复）</w:t>
             </w:r>
           </w:p>
         </w:tc>
